--- a/src/templates/shared/imputernicire.docx
+++ b/src/templates/shared/imputernicire.docx
@@ -311,7 +311,7 @@
           <w:szCs w:val="28"/>
           <w:rtl w:val="0"/>
         </w:rPr>
-        <w:t xml:space="preserve">{{INSTITUTIE}}</w:t>
+        <w:t xml:space="preserve">{{INSTITUTIE}}{{MOTIV_FRAZA}}</w:t>
       </w:r>
     </w:p>
     <w:p>

--- a/src/templates/shared/imputernicire.docx
+++ b/src/templates/shared/imputernicire.docx
@@ -307,11 +307,52 @@
           <w:rFonts w:ascii="Times New Roman" w:cs="Times New Roman" w:eastAsia="Times New Roman" w:hAnsi="Times New Roman"/>
           <w:b w:val="1"/>
           <w:bCs w:val="1"/>
+          <w:color w:val="000000"/>
           <w:sz w:val="28"/>
           <w:szCs w:val="28"/>
           <w:rtl w:val="0"/>
         </w:rPr>
-        <w:t xml:space="preserve">{{INSTITUTIE}}{{MOTIV_FRAZA}}</w:t>
+        <w:t xml:space="preserve">{{INSTITUTIE}}</w:t>
+      </w:r>
+      <w:r>
+        <w:rPr>
+          <w:rFonts w:ascii="Times New Roman" w:cs="Times New Roman" w:eastAsia="Times New Roman" w:hAnsi="Times New Roman"/>
+          <w:color w:val="000000"/>
+          <w:sz w:val="28"/>
+          <w:szCs w:val="28"/>
+          <w:rtl w:val="0"/>
+        </w:rPr>
+        <w:t xml:space="preserve"/>
+      </w:r>
+      <w:r>
+        <w:rPr>
+          <w:rFonts w:ascii="Times New Roman" w:cs="Times New Roman" w:eastAsia="Times New Roman" w:hAnsi="Times New Roman"/>
+          <w:sz w:val="28"/>
+          <w:szCs w:val="28"/>
+          <w:rtl w:val="0"/>
+        </w:rPr>
+        <w:t xml:space="preserve"/>
+      </w:r>
+      <w:r>
+        <w:rPr>
+          <w:rFonts w:ascii="Times New Roman" w:cs="Times New Roman" w:eastAsia="Times New Roman" w:hAnsi="Times New Roman"/>
+          <w:color w:val="000000"/>
+          <w:sz w:val="28"/>
+          <w:szCs w:val="28"/>
+          <w:rtl w:val="0"/>
+        </w:rPr>
+        <w:t xml:space="preserve"/>
+      </w:r>
+      <w:r>
+        <w:rPr>
+          <w:rFonts w:ascii="Times New Roman" w:cs="Times New Roman" w:eastAsia="Times New Roman" w:hAnsi="Times New Roman"/>
+          <w:b w:val="1"/>
+          <w:bCs w:val="1"/>
+          <w:sz w:val="28"/>
+          <w:szCs w:val="28"/>
+          <w:rtl w:val="0"/>
+        </w:rPr>
+        <w:t xml:space="preserve">{{MOTIV_FRAZA}}</w:t>
       </w:r>
     </w:p>
     <w:p>
@@ -376,15 +417,15 @@
               <wp:anchor allowOverlap="1" behindDoc="0" distB="114300" distT="114300" distL="114300" distR="114300" hidden="0" layoutInCell="1" locked="0" relativeHeight="0" simplePos="0">
                 <wp:simplePos x="0" y="0"/>
                 <wp:positionH relativeFrom="margin">
-                  <wp:posOffset>3019426</wp:posOffset>
+                  <wp:posOffset>3014664</wp:posOffset>
                 </wp:positionH>
                 <wp:positionV relativeFrom="margin">
-                  <wp:posOffset>3447858</wp:posOffset>
+                  <wp:posOffset>3443095</wp:posOffset>
                 </wp:positionV>
-                <wp:extent cx="3309938" cy="714020"/>
+                <wp:extent cx="3319463" cy="723545"/>
                 <wp:effectExtent b="0" l="0" r="0" t="0"/>
                 <wp:wrapNone/>
-                <wp:docPr id="10" name=""/>
+                <wp:docPr id="16" name=""/>
                 <a:graphic>
                   <a:graphicData uri="http://schemas.microsoft.com/office/word/2010/wordprocessingShape">
                     <wps:wsp>
@@ -508,20 +549,20 @@
               <wp:anchor allowOverlap="1" behindDoc="0" distB="114300" distT="114300" distL="114300" distR="114300" hidden="0" layoutInCell="1" locked="0" relativeHeight="0" simplePos="0">
                 <wp:simplePos x="0" y="0"/>
                 <wp:positionH relativeFrom="margin">
-                  <wp:posOffset>3019426</wp:posOffset>
+                  <wp:posOffset>3014664</wp:posOffset>
                 </wp:positionH>
                 <wp:positionV relativeFrom="margin">
-                  <wp:posOffset>3447858</wp:posOffset>
+                  <wp:posOffset>3443095</wp:posOffset>
                 </wp:positionV>
-                <wp:extent cx="3309938" cy="714020"/>
+                <wp:extent cx="3319463" cy="723545"/>
                 <wp:effectExtent b="0" l="0" r="0" t="0"/>
                 <wp:wrapNone/>
-                <wp:docPr id="10" name="image2.png"/>
+                <wp:docPr id="16" name="image7.png"/>
                 <a:graphic>
                   <a:graphicData uri="http://schemas.openxmlformats.org/drawingml/2006/picture">
                     <pic:pic>
                       <pic:nvPicPr>
-                        <pic:cNvPr id="0" name="image2.png"/>
+                        <pic:cNvPr id="0" name="image7.png"/>
                         <pic:cNvPicPr preferRelativeResize="0"/>
                       </pic:nvPicPr>
                       <pic:blipFill>
@@ -534,7 +575,7 @@
                       <pic:spPr>
                         <a:xfrm>
                           <a:off x="0" y="0"/>
-                          <a:ext cx="3309938" cy="714020"/>
+                          <a:ext cx="3319463" cy="723545"/>
                         </a:xfrm>
                         <a:prstGeom prst="rect"/>
                         <a:ln/>
@@ -579,10 +620,10 @@
                 <wp:positionV relativeFrom="margin">
                   <wp:align>center</wp:align>
                 </wp:positionV>
-                <wp:extent cx="2476500" cy="504825"/>
+                <wp:extent cx="2486025" cy="514350"/>
                 <wp:effectExtent b="0" l="0" r="0" t="0"/>
                 <wp:wrapNone/>
-                <wp:docPr id="9" name=""/>
+                <wp:docPr id="15" name=""/>
                 <a:graphic>
                   <a:graphicData uri="http://schemas.microsoft.com/office/word/2010/wordprocessingShape">
                     <wps:wsp>
@@ -645,15 +686,15 @@
                 <wp:positionV relativeFrom="margin">
                   <wp:align>center</wp:align>
                 </wp:positionV>
-                <wp:extent cx="2476500" cy="504825"/>
+                <wp:extent cx="2486025" cy="514350"/>
                 <wp:effectExtent b="0" l="0" r="0" t="0"/>
                 <wp:wrapNone/>
-                <wp:docPr id="9" name="image1.png"/>
+                <wp:docPr id="15" name="image6.png"/>
                 <a:graphic>
                   <a:graphicData uri="http://schemas.openxmlformats.org/drawingml/2006/picture">
                     <pic:pic>
                       <pic:nvPicPr>
-                        <pic:cNvPr id="0" name="image1.png"/>
+                        <pic:cNvPr id="0" name="image6.png"/>
                         <pic:cNvPicPr preferRelativeResize="0"/>
                       </pic:nvPicPr>
                       <pic:blipFill>
@@ -666,7 +707,7 @@
                       <pic:spPr>
                         <a:xfrm>
                           <a:off x="0" y="0"/>
-                          <a:ext cx="2476500" cy="504825"/>
+                          <a:ext cx="2486025" cy="514350"/>
                         </a:xfrm>
                         <a:prstGeom prst="rect"/>
                         <a:ln/>
@@ -822,69 +863,15 @@
         <w:jc w:val="right"/>
         <w:rPr>
           <w:rFonts w:ascii="Times New Roman" w:cs="Times New Roman" w:eastAsia="Times New Roman" w:hAnsi="Times New Roman"/>
-          <w:sz w:val="28"/>
-          <w:szCs w:val="28"/>
+          <w:sz w:val="18"/>
+          <w:szCs w:val="18"/>
         </w:rPr>
       </w:pPr>
       <w:r>
         <w:rPr>
           <w:rFonts w:ascii="Times New Roman" w:cs="Times New Roman" w:eastAsia="Times New Roman" w:hAnsi="Times New Roman"/>
-          <w:color w:val="000000"/>
           <w:sz w:val="26"/>
           <w:szCs w:val="26"/>
-          <w:rtl w:val="0"/>
-        </w:rPr>
-        <w:t xml:space="preserve"> </w:t>
-      </w:r>
-      <w:r>
-        <w:rPr>
-          <w:rFonts w:ascii="Times New Roman" w:cs="Times New Roman" w:eastAsia="Times New Roman" w:hAnsi="Times New Roman"/>
-          <w:b w:val="1"/>
-          <w:bCs w:val="1"/>
-          <w:i w:val="1"/>
-          <w:iCs w:val="1"/>
-          <w:color w:val="000000"/>
-          <w:sz w:val="26"/>
-          <w:szCs w:val="26"/>
-          <w:rtl w:val="0"/>
-        </w:rPr>
-        <w:t xml:space="preserve">CABINET DE AVOCAT TARȚA ANA GABRIELA</w:t>
-      </w:r>
-      <w:r>
-        <w:rPr>
-          <w:rtl w:val="0"/>
-        </w:rPr>
-      </w:r>
-    </w:p>
-    <w:p>
-      <w:pPr>
-        <w:spacing w:after="240" w:lineRule="auto"/>
-        <w:rPr>
-          <w:rFonts w:ascii="Times New Roman" w:cs="Times New Roman" w:eastAsia="Times New Roman" w:hAnsi="Times New Roman"/>
-          <w:sz w:val="18"/>
-          <w:szCs w:val="18"/>
-        </w:rPr>
-      </w:pPr>
-      <w:r>
-        <w:rPr>
-          <w:rtl w:val="0"/>
-        </w:rPr>
-      </w:r>
-    </w:p>
-    <w:p>
-      <w:pPr>
-        <w:spacing w:after="240" w:lineRule="auto"/>
-        <w:rPr>
-          <w:rFonts w:ascii="Times New Roman" w:cs="Times New Roman" w:eastAsia="Times New Roman" w:hAnsi="Times New Roman"/>
-          <w:sz w:val="18"/>
-          <w:szCs w:val="18"/>
-        </w:rPr>
-      </w:pPr>
-      <w:r>
-        <w:rPr>
-          <w:rFonts w:ascii="Times New Roman" w:cs="Times New Roman" w:eastAsia="Times New Roman" w:hAnsi="Times New Roman"/>
-          <w:sz w:val="18"/>
-          <w:szCs w:val="18"/>
         </w:rPr>
         <mc:AlternateContent>
           <mc:Choice Requires="wpg">
@@ -892,15 +879,132 @@
               <wp:anchor allowOverlap="1" behindDoc="0" distB="114300" distT="114300" distL="114300" distR="114300" hidden="0" layoutInCell="1" locked="0" relativeHeight="0" simplePos="0">
                 <wp:simplePos x="0" y="0"/>
                 <wp:positionH relativeFrom="margin">
-                  <wp:posOffset>-9522</wp:posOffset>
+                  <wp:posOffset>3257552</wp:posOffset>
                 </wp:positionH>
                 <wp:positionV relativeFrom="margin">
-                  <wp:posOffset>6744735</wp:posOffset>
+                  <wp:posOffset>6602390</wp:posOffset>
                 </wp:positionV>
-                <wp:extent cx="2933700" cy="857250"/>
+                <wp:extent cx="2990850" cy="763685"/>
                 <wp:effectExtent b="0" l="0" r="0" t="0"/>
                 <wp:wrapNone/>
-                <wp:docPr id="12" name=""/>
+                <wp:docPr id="17" name=""/>
+                <a:graphic>
+                  <a:graphicData uri="http://schemas.microsoft.com/office/word/2010/wordprocessingShape">
+                    <wps:wsp>
+                      <wps:cNvSpPr/>
+                      <wps:cNvPr id="4" name="Shape 4"/>
+                      <wps:spPr>
+                        <a:xfrm>
+                          <a:off x="3417000" y="3353550"/>
+                          <a:ext cx="3858000" cy="852900"/>
+                        </a:xfrm>
+                        <a:prstGeom prst="rect">
+                          <a:avLst/>
+                        </a:prstGeom>
+                        <a:noFill/>
+                        <a:ln>
+                          <a:noFill/>
+                        </a:ln>
+                      </wps:spPr>
+                      <wps:txbx>
+                        <w:txbxContent>
+                          <w:p>
+                            <w:pPr>
+                              <w:spacing w:after="0" w:before="0" w:line="240"/>
+                              <w:ind w:left="0" w:right="0" w:firstLine="0"/>
+                              <w:jc w:val="both"/>
+                              <w:textDirection w:val="btLr"/>
+                            </w:pPr>
+                            <w:r>
+                              <w:rPr>
+                                <w:rFonts w:ascii="Times New Roman" w:cs="Times New Roman" w:eastAsia="Times New Roman" w:hAnsi="Times New Roman"/>
+                                <w:b w:val="0"/>
+                                <w:i w:val="0"/>
+                                <w:smallCaps w:val="0"/>
+                                <w:strike w:val="0"/>
+                                <w:color w:val="000000"/>
+                                <w:sz w:val="28"/>
+                                <w:vertAlign w:val="baseline"/>
+                              </w:rPr>
+                              <w:t xml:space="preserve">**Semnătura avocatului și aplicarea ștampilei nu sunt necesare în situația în care împuternicirea avocațială este semnată de către client sau reprezentantul acestuia.</w:t>
+                            </w:r>
+                          </w:p>
+                        </w:txbxContent>
+                      </wps:txbx>
+                      <wps:bodyPr anchorCtr="0" anchor="t" bIns="91425" lIns="91425" spcFirstLastPara="1" rIns="91425" wrap="square" tIns="91425">
+                        <a:noAutofit/>
+                      </wps:bodyPr>
+                    </wps:wsp>
+                  </a:graphicData>
+                </a:graphic>
+              </wp:anchor>
+            </w:drawing>
+          </mc:Choice>
+          <mc:Fallback>
+            <w:drawing>
+              <wp:anchor allowOverlap="1" behindDoc="0" distB="114300" distT="114300" distL="114300" distR="114300" hidden="0" layoutInCell="1" locked="0" relativeHeight="0" simplePos="0">
+                <wp:simplePos x="0" y="0"/>
+                <wp:positionH relativeFrom="margin">
+                  <wp:posOffset>3257552</wp:posOffset>
+                </wp:positionH>
+                <wp:positionV relativeFrom="margin">
+                  <wp:posOffset>6602390</wp:posOffset>
+                </wp:positionV>
+                <wp:extent cx="2990850" cy="763685"/>
+                <wp:effectExtent b="0" l="0" r="0" t="0"/>
+                <wp:wrapNone/>
+                <wp:docPr id="17" name="image8.png"/>
+                <a:graphic>
+                  <a:graphicData uri="http://schemas.openxmlformats.org/drawingml/2006/picture">
+                    <pic:pic>
+                      <pic:nvPicPr>
+                        <pic:cNvPr id="0" name="image8.png"/>
+                        <pic:cNvPicPr preferRelativeResize="0"/>
+                      </pic:nvPicPr>
+                      <pic:blipFill>
+                        <a:blip r:embed="rId7"/>
+                        <a:srcRect/>
+                        <a:stretch>
+                          <a:fillRect/>
+                        </a:stretch>
+                      </pic:blipFill>
+                      <pic:spPr>
+                        <a:xfrm>
+                          <a:off x="0" y="0"/>
+                          <a:ext cx="2990850" cy="763685"/>
+                        </a:xfrm>
+                        <a:prstGeom prst="rect"/>
+                        <a:ln/>
+                      </pic:spPr>
+                    </pic:pic>
+                  </a:graphicData>
+                </a:graphic>
+              </wp:anchor>
+            </w:drawing>
+          </mc:Fallback>
+        </mc:AlternateContent>
+      </w:r>
+      <w:r>
+        <w:rPr>
+          <w:rFonts w:ascii="Times New Roman" w:cs="Times New Roman" w:eastAsia="Times New Roman" w:hAnsi="Times New Roman"/>
+          <w:sz w:val="26"/>
+          <w:szCs w:val="26"/>
+        </w:rPr>
+        <mc:AlternateContent>
+          <mc:Choice Requires="wpg">
+            <w:drawing>
+              <wp:anchor allowOverlap="1" behindDoc="0" distB="114300" distT="114300" distL="114300" distR="114300" hidden="0" layoutInCell="1" locked="0" relativeHeight="0" simplePos="0">
+                <wp:simplePos x="0" y="0"/>
+                <wp:positionH relativeFrom="margin">
+                  <wp:posOffset>-228599</wp:posOffset>
+                </wp:positionH>
+                <wp:positionV relativeFrom="margin">
+                  <wp:posOffset>6602390</wp:posOffset>
+                </wp:positionV>
+                <wp:extent cx="2943225" cy="866775"/>
+                <wp:effectExtent b="0" l="0" r="0" t="0"/>
+                <wp:wrapNone/>
+                <wp:docPr id="18" name=""/>
                 <a:graphic>
                   <a:graphicData uri="http://schemas.microsoft.com/office/word/2010/wordprocessingShape">
                     <wps:wsp>
@@ -1057,20 +1161,20 @@
               <wp:anchor allowOverlap="1" behindDoc="0" distB="114300" distT="114300" distL="114300" distR="114300" hidden="0" layoutInCell="1" locked="0" relativeHeight="0" simplePos="0">
                 <wp:simplePos x="0" y="0"/>
                 <wp:positionH relativeFrom="margin">
-                  <wp:posOffset>-9522</wp:posOffset>
+                  <wp:posOffset>-228599</wp:posOffset>
                 </wp:positionH>
                 <wp:positionV relativeFrom="margin">
-                  <wp:posOffset>6744735</wp:posOffset>
+                  <wp:posOffset>6602390</wp:posOffset>
                 </wp:positionV>
-                <wp:extent cx="2933700" cy="857250"/>
+                <wp:extent cx="2943225" cy="866775"/>
                 <wp:effectExtent b="0" l="0" r="0" t="0"/>
                 <wp:wrapNone/>
-                <wp:docPr id="12" name="image4.png"/>
+                <wp:docPr id="18" name="image9.png"/>
                 <a:graphic>
                   <a:graphicData uri="http://schemas.openxmlformats.org/drawingml/2006/picture">
                     <pic:pic>
                       <pic:nvPicPr>
-                        <pic:cNvPr id="0" name="image4.png"/>
+                        <pic:cNvPr id="0" name="image9.png"/>
                         <pic:cNvPicPr preferRelativeResize="0"/>
                       </pic:nvPicPr>
                       <pic:blipFill>
@@ -1083,7 +1187,7 @@
                       <pic:spPr>
                         <a:xfrm>
                           <a:off x="0" y="0"/>
-                          <a:ext cx="2933700" cy="857250"/>
+                          <a:ext cx="2943225" cy="866775"/>
                         </a:xfrm>
                         <a:prstGeom prst="rect"/>
                         <a:ln/>
@@ -1099,119 +1203,73 @@
       <w:r>
         <w:rPr>
           <w:rFonts w:ascii="Times New Roman" w:cs="Times New Roman" w:eastAsia="Times New Roman" w:hAnsi="Times New Roman"/>
+          <w:color w:val="000000"/>
+          <w:sz w:val="26"/>
+          <w:szCs w:val="26"/>
+          <w:rtl w:val="0"/>
+        </w:rPr>
+        <w:t xml:space="preserve"> </w:t>
+      </w:r>
+      <w:r>
+        <w:rPr>
+          <w:rFonts w:ascii="Times New Roman" w:cs="Times New Roman" w:eastAsia="Times New Roman" w:hAnsi="Times New Roman"/>
+          <w:b w:val="1"/>
+          <w:bCs w:val="1"/>
+          <w:i w:val="1"/>
+          <w:iCs w:val="1"/>
+          <w:color w:val="000000"/>
+          <w:sz w:val="26"/>
+          <w:szCs w:val="26"/>
+          <w:rtl w:val="0"/>
+        </w:rPr>
+        <w:t xml:space="preserve">CABINET DE AVOCAT TARȚA ANA GABRIELA</w:t>
+      </w:r>
+      <w:r>
+        <w:rPr>
+          <w:rFonts w:ascii="Times New Roman" w:cs="Times New Roman" w:eastAsia="Times New Roman" w:hAnsi="Times New Roman"/>
           <w:sz w:val="18"/>
           <w:szCs w:val="18"/>
         </w:rPr>
-        <mc:AlternateContent>
-          <mc:Choice Requires="wpg">
-            <w:drawing>
-              <wp:anchor allowOverlap="1" behindDoc="0" distB="114300" distT="114300" distL="114300" distR="114300" hidden="0" layoutInCell="1" locked="0" relativeHeight="0" simplePos="0">
-                <wp:simplePos x="0" y="0"/>
-                <wp:positionH relativeFrom="margin">
-                  <wp:posOffset>2971801</wp:posOffset>
-                </wp:positionH>
-                <wp:positionV relativeFrom="margin">
-                  <wp:posOffset>6801885</wp:posOffset>
-                </wp:positionV>
-                <wp:extent cx="2981325" cy="754160"/>
-                <wp:effectExtent b="0" l="0" r="0" t="0"/>
-                <wp:wrapNone/>
-                <wp:docPr id="11" name=""/>
-                <a:graphic>
-                  <a:graphicData uri="http://schemas.microsoft.com/office/word/2010/wordprocessingShape">
-                    <wps:wsp>
-                      <wps:cNvSpPr/>
-                      <wps:cNvPr id="4" name="Shape 4"/>
-                      <wps:spPr>
-                        <a:xfrm>
-                          <a:off x="3417000" y="3353550"/>
-                          <a:ext cx="3858000" cy="852900"/>
-                        </a:xfrm>
-                        <a:prstGeom prst="rect">
-                          <a:avLst/>
-                        </a:prstGeom>
-                        <a:noFill/>
-                        <a:ln>
-                          <a:noFill/>
-                        </a:ln>
-                      </wps:spPr>
-                      <wps:txbx>
-                        <w:txbxContent>
-                          <w:p>
-                            <w:pPr>
-                              <w:spacing w:after="0" w:before="0" w:line="240"/>
-                              <w:ind w:left="0" w:right="0" w:firstLine="0"/>
-                              <w:jc w:val="both"/>
-                              <w:textDirection w:val="btLr"/>
-                            </w:pPr>
-                            <w:r>
-                              <w:rPr>
-                                <w:rFonts w:ascii="Times New Roman" w:cs="Times New Roman" w:eastAsia="Times New Roman" w:hAnsi="Times New Roman"/>
-                                <w:b w:val="0"/>
-                                <w:i w:val="0"/>
-                                <w:smallCaps w:val="0"/>
-                                <w:strike w:val="0"/>
-                                <w:color w:val="000000"/>
-                                <w:sz w:val="28"/>
-                                <w:vertAlign w:val="baseline"/>
-                              </w:rPr>
-                              <w:t xml:space="preserve">**Semnătura avocatului și aplicarea ștampilei nu sunt necesare în situația în care împuternicirea avocațială este semnată de către client sau reprezentantul acestuia.</w:t>
-                            </w:r>
-                          </w:p>
-                        </w:txbxContent>
-                      </wps:txbx>
-                      <wps:bodyPr anchorCtr="0" anchor="t" bIns="91425" lIns="91425" spcFirstLastPara="1" rIns="91425" wrap="square" tIns="91425">
-                        <a:noAutofit/>
-                      </wps:bodyPr>
-                    </wps:wsp>
-                  </a:graphicData>
-                </a:graphic>
-              </wp:anchor>
-            </w:drawing>
-          </mc:Choice>
-          <mc:Fallback>
-            <w:drawing>
-              <wp:anchor allowOverlap="1" behindDoc="0" distB="114300" distT="114300" distL="114300" distR="114300" hidden="0" layoutInCell="1" locked="0" relativeHeight="0" simplePos="0">
-                <wp:simplePos x="0" y="0"/>
-                <wp:positionH relativeFrom="margin">
-                  <wp:posOffset>2971801</wp:posOffset>
-                </wp:positionH>
-                <wp:positionV relativeFrom="margin">
-                  <wp:posOffset>6801885</wp:posOffset>
-                </wp:positionV>
-                <wp:extent cx="2981325" cy="754160"/>
-                <wp:effectExtent b="0" l="0" r="0" t="0"/>
-                <wp:wrapNone/>
-                <wp:docPr id="11" name="image3.png"/>
-                <a:graphic>
-                  <a:graphicData uri="http://schemas.openxmlformats.org/drawingml/2006/picture">
-                    <pic:pic>
-                      <pic:nvPicPr>
-                        <pic:cNvPr id="0" name="image3.png"/>
-                        <pic:cNvPicPr preferRelativeResize="0"/>
-                      </pic:nvPicPr>
-                      <pic:blipFill>
-                        <a:blip r:embed="rId7"/>
-                        <a:srcRect/>
-                        <a:stretch>
-                          <a:fillRect/>
-                        </a:stretch>
-                      </pic:blipFill>
-                      <pic:spPr>
-                        <a:xfrm>
-                          <a:off x="0" y="0"/>
-                          <a:ext cx="2981325" cy="754160"/>
-                        </a:xfrm>
-                        <a:prstGeom prst="rect"/>
-                        <a:ln/>
-                      </pic:spPr>
-                    </pic:pic>
-                  </a:graphicData>
-                </a:graphic>
-              </wp:anchor>
-            </w:drawing>
-          </mc:Fallback>
-        </mc:AlternateContent>
+        <w:drawing>
+          <wp:anchor allowOverlap="1" behindDoc="0" distB="114300" distT="114300" distL="114300" distR="114300" hidden="0" layoutInCell="1" locked="0" relativeHeight="0" simplePos="0">
+            <wp:simplePos x="0" y="0"/>
+            <wp:positionH relativeFrom="page">
+              <wp:posOffset>3190875</wp:posOffset>
+            </wp:positionH>
+            <wp:positionV relativeFrom="page">
+              <wp:posOffset>9281582</wp:posOffset>
+            </wp:positionV>
+            <wp:extent cx="423863" cy="448796"/>
+            <wp:effectExtent b="0" l="0" r="0" t="0"/>
+            <wp:wrapNone/>
+            <wp:docPr id="19" name="image1.png"/>
+            <a:graphic>
+              <a:graphicData uri="http://schemas.openxmlformats.org/drawingml/2006/picture">
+                <pic:pic>
+                  <pic:nvPicPr>
+                    <pic:cNvPr id="0" name="image1.png"/>
+                    <pic:cNvPicPr preferRelativeResize="0"/>
+                  </pic:nvPicPr>
+                  <pic:blipFill>
+                    <a:blip r:embed="rId8"/>
+                    <a:srcRect b="0" l="0" r="0" t="0"/>
+                    <a:stretch>
+                      <a:fillRect/>
+                    </a:stretch>
+                  </pic:blipFill>
+                  <pic:spPr>
+                    <a:xfrm>
+                      <a:off x="0" y="0"/>
+                      <a:ext cx="423863" cy="448796"/>
+                    </a:xfrm>
+                    <a:prstGeom prst="rect"/>
+                    <a:ln/>
+                  </pic:spPr>
+                </pic:pic>
+              </a:graphicData>
+            </a:graphic>
+          </wp:anchor>
+        </w:drawing>
       </w:r>
       <w:r>
         <w:rPr>
@@ -1220,7 +1278,8 @@
       </w:r>
     </w:p>
     <w:sectPr>
-      <w:headerReference r:id="rId8" w:type="default"/>
+      <w:headerReference r:id="rId9" w:type="default"/>
+      <w:footerReference r:id="rId10" w:type="default"/>
       <w:pgSz w:h="15840" w:w="12240" w:orient="portrait"/>
       <w:pgMar w:bottom="1440" w:top="1440" w:left="1440" w:right="1440" w:header="708" w:footer="708"/>
       <w:pgNumType w:start="1"/>
@@ -1229,12 +1288,15 @@
 </w:document>
 </file>
 
-<file path=word/header1.xml><?xml version="1.0" encoding="utf-8"?>
-<w:hdr xmlns:mc="http://schemas.openxmlformats.org/markup-compatibility/2006" xmlns:o="urn:schemas-microsoft-com:office:office" xmlns:r="http://schemas.openxmlformats.org/officeDocument/2006/relationships" xmlns:m="http://schemas.openxmlformats.org/officeDocument/2006/math" xmlns:v="urn:schemas-microsoft-com:vml" xmlns:wp="http://schemas.openxmlformats.org/drawingml/2006/wordprocessingDrawing" xmlns:w10="urn:schemas-microsoft-com:office:word" xmlns:w="http://schemas.openxmlformats.org/wordprocessingml/2006/main" xmlns:wne="http://schemas.microsoft.com/office/word/2006/wordml" xmlns:sl="http://schemas.openxmlformats.org/schemaLibrary/2006/main" xmlns:a="http://schemas.openxmlformats.org/drawingml/2006/main" xmlns:pic="http://schemas.openxmlformats.org/drawingml/2006/picture" xmlns:c="http://schemas.openxmlformats.org/drawingml/2006/chart" xmlns:lc="http://schemas.openxmlformats.org/drawingml/2006/lockedCanvas" xmlns:dgm="http://schemas.openxmlformats.org/drawingml/2006/diagram" xmlns:wps="http://schemas.microsoft.com/office/word/2010/wordprocessingShape" xmlns:wpg="http://schemas.microsoft.com/office/word/2010/wordprocessingGroup" xmlns:w14="http://schemas.microsoft.com/office/word/2010/wordml" xmlns:w15="http://schemas.microsoft.com/office/word/2012/wordml" xmlns:w16="http://schemas.microsoft.com/office/word/2018/wordml" xmlns:w16cex="http://schemas.microsoft.com/office/word/2018/wordml/cex" xmlns:w16cid="http://schemas.microsoft.com/office/word/2016/wordml/cid" xmlns="http://schemas.microsoft.com/office/tasks/2019/documenttasks" xmlns:cr="http://schemas.microsoft.com/office/comments/2020/reactions">
+<file path=word/footer1.xml><?xml version="1.0" encoding="utf-8"?>
+<w:ftr xmlns:mc="http://schemas.openxmlformats.org/markup-compatibility/2006" xmlns:o="urn:schemas-microsoft-com:office:office" xmlns:r="http://schemas.openxmlformats.org/officeDocument/2006/relationships" xmlns:m="http://schemas.openxmlformats.org/officeDocument/2006/math" xmlns:v="urn:schemas-microsoft-com:vml" xmlns:wp="http://schemas.openxmlformats.org/drawingml/2006/wordprocessingDrawing" xmlns:w10="urn:schemas-microsoft-com:office:word" xmlns:w="http://schemas.openxmlformats.org/wordprocessingml/2006/main" xmlns:wne="http://schemas.microsoft.com/office/word/2006/wordml" xmlns:sl="http://schemas.openxmlformats.org/schemaLibrary/2006/main" xmlns:a="http://schemas.openxmlformats.org/drawingml/2006/main" xmlns:pic="http://schemas.openxmlformats.org/drawingml/2006/picture" xmlns:c="http://schemas.openxmlformats.org/drawingml/2006/chart" xmlns:lc="http://schemas.openxmlformats.org/drawingml/2006/lockedCanvas" xmlns:dgm="http://schemas.openxmlformats.org/drawingml/2006/diagram" xmlns:wps="http://schemas.microsoft.com/office/word/2010/wordprocessingShape" xmlns:wpg="http://schemas.microsoft.com/office/word/2010/wordprocessingGroup" xmlns:w14="http://schemas.microsoft.com/office/word/2010/wordml" xmlns:w15="http://schemas.microsoft.com/office/word/2012/wordml" xmlns:w16="http://schemas.microsoft.com/office/word/2018/wordml" xmlns:w16cex="http://schemas.microsoft.com/office/word/2018/wordml/cex" xmlns:w16cid="http://schemas.microsoft.com/office/word/2016/wordml/cid" xmlns="http://schemas.microsoft.com/office/tasks/2019/documenttasks" xmlns:cr="http://schemas.microsoft.com/office/comments/2020/reactions">
   <w:p>
     <w:pPr>
+      <w:jc w:val="center"/>
       <w:rPr>
         <w:rFonts w:ascii="Times New Roman" w:cs="Times New Roman" w:eastAsia="Times New Roman" w:hAnsi="Times New Roman"/>
+        <w:b w:val="1"/>
+        <w:bCs w:val="1"/>
       </w:rPr>
     </w:pPr>
     <w:r>
@@ -1242,11 +1304,522 @@
         <w:rFonts w:ascii="Times New Roman" w:cs="Times New Roman" w:eastAsia="Times New Roman" w:hAnsi="Times New Roman"/>
         <w:b w:val="1"/>
         <w:bCs w:val="1"/>
-        <w:sz w:val="16"/>
-        <w:szCs w:val="16"/>
         <w:rtl w:val="0"/>
       </w:rPr>
-      <w:t xml:space="preserve">UNIUNEA NAŢIONALĂ A BAROURILOR DIN ROMÂNIA</w:t>
+      <w:t xml:space="preserve">PAG. </w:t>
+    </w:r>
+    <w:r>
+      <w:rPr>
+        <w:rFonts w:ascii="Times New Roman" w:cs="Times New Roman" w:eastAsia="Times New Roman" w:hAnsi="Times New Roman"/>
+        <w:b w:val="1"/>
+        <w:bCs w:val="1"/>
+      </w:rPr>
+      <w:fldChar w:fldCharType="begin"/>
+      <w:instrText xml:space="preserve">PAGE</w:instrText>
+      <w:fldChar w:fldCharType="separate"/>
+      <w:fldChar w:fldCharType="end"/>
+    </w:r>
+    <w:r>
+      <w:rPr>
+        <w:rtl w:val="0"/>
+      </w:rPr>
+    </w:r>
+  </w:p>
+</w:ftr>
+</file>
+
+<file path=word/header1.xml><?xml version="1.0" encoding="utf-8"?>
+<w:hdr xmlns:mc="http://schemas.openxmlformats.org/markup-compatibility/2006" xmlns:o="urn:schemas-microsoft-com:office:office" xmlns:r="http://schemas.openxmlformats.org/officeDocument/2006/relationships" xmlns:m="http://schemas.openxmlformats.org/officeDocument/2006/math" xmlns:v="urn:schemas-microsoft-com:vml" xmlns:wp="http://schemas.openxmlformats.org/drawingml/2006/wordprocessingDrawing" xmlns:w10="urn:schemas-microsoft-com:office:word" xmlns:w="http://schemas.openxmlformats.org/wordprocessingml/2006/main" xmlns:wne="http://schemas.microsoft.com/office/word/2006/wordml" xmlns:sl="http://schemas.openxmlformats.org/schemaLibrary/2006/main" xmlns:a="http://schemas.openxmlformats.org/drawingml/2006/main" xmlns:pic="http://schemas.openxmlformats.org/drawingml/2006/picture" xmlns:c="http://schemas.openxmlformats.org/drawingml/2006/chart" xmlns:lc="http://schemas.openxmlformats.org/drawingml/2006/lockedCanvas" xmlns:dgm="http://schemas.openxmlformats.org/drawingml/2006/diagram" xmlns:wps="http://schemas.microsoft.com/office/word/2010/wordprocessingShape" xmlns:wpg="http://schemas.microsoft.com/office/word/2010/wordprocessingGroup" xmlns:w14="http://schemas.microsoft.com/office/word/2010/wordml" xmlns:w15="http://schemas.microsoft.com/office/word/2012/wordml" xmlns:w16="http://schemas.microsoft.com/office/word/2018/wordml" xmlns:w16cex="http://schemas.microsoft.com/office/word/2018/wordml/cex" xmlns:w16cid="http://schemas.microsoft.com/office/word/2016/wordml/cid" xmlns="http://schemas.microsoft.com/office/tasks/2019/documenttasks" xmlns:cr="http://schemas.microsoft.com/office/comments/2020/reactions">
+  <w:p>
+    <w:pPr>
+      <w:spacing w:line="276" w:lineRule="auto"/>
+      <w:rPr>
+        <w:rFonts w:ascii="Arial" w:cs="Arial" w:eastAsia="Arial" w:hAnsi="Arial"/>
+        <w:sz w:val="22"/>
+        <w:szCs w:val="22"/>
+      </w:rPr>
+    </w:pPr>
+    <w:r>
+      <w:rPr>
+        <w:rtl w:val="0"/>
+      </w:rPr>
+    </w:r>
+    <w:r>
+      <w:drawing>
+        <wp:anchor allowOverlap="1" behindDoc="0" distB="114300" distT="114300" distL="114300" distR="114300" hidden="0" layoutInCell="1" locked="0" relativeHeight="0" simplePos="0">
+          <wp:simplePos x="0" y="0"/>
+          <wp:positionH relativeFrom="column">
+            <wp:posOffset>1927387</wp:posOffset>
+          </wp:positionH>
+          <wp:positionV relativeFrom="paragraph">
+            <wp:posOffset>-214311</wp:posOffset>
+          </wp:positionV>
+          <wp:extent cx="1875473" cy="852488"/>
+          <wp:effectExtent b="0" l="0" r="0" t="0"/>
+          <wp:wrapNone/>
+          <wp:docPr id="21" name="image3.png"/>
+          <a:graphic>
+            <a:graphicData uri="http://schemas.openxmlformats.org/drawingml/2006/picture">
+              <pic:pic>
+                <pic:nvPicPr>
+                  <pic:cNvPr id="0" name="image3.png"/>
+                  <pic:cNvPicPr preferRelativeResize="0"/>
+                </pic:nvPicPr>
+                <pic:blipFill>
+                  <a:blip r:embed="rId1"/>
+                  <a:srcRect b="0" l="0" r="0" t="0"/>
+                  <a:stretch>
+                    <a:fillRect/>
+                  </a:stretch>
+                </pic:blipFill>
+                <pic:spPr>
+                  <a:xfrm>
+                    <a:off x="0" y="0"/>
+                    <a:ext cx="1875473" cy="852488"/>
+                  </a:xfrm>
+                  <a:prstGeom prst="rect"/>
+                  <a:ln/>
+                </pic:spPr>
+              </pic:pic>
+            </a:graphicData>
+          </a:graphic>
+        </wp:anchor>
+      </w:drawing>
+    </w:r>
+    <w:r>
+      <w:drawing>
+        <wp:anchor allowOverlap="1" behindDoc="0" distB="114300" distT="114300" distL="114300" distR="114300" hidden="0" layoutInCell="1" locked="0" relativeHeight="0" simplePos="0">
+          <wp:simplePos x="0" y="0"/>
+          <wp:positionH relativeFrom="column">
+            <wp:posOffset>-914398</wp:posOffset>
+          </wp:positionH>
+          <wp:positionV relativeFrom="paragraph">
+            <wp:posOffset>-342898</wp:posOffset>
+          </wp:positionV>
+          <wp:extent cx="2487472" cy="1423988"/>
+          <wp:effectExtent b="0" l="0" r="0" t="0"/>
+          <wp:wrapNone/>
+          <wp:docPr id="20" name="image2.png"/>
+          <a:graphic>
+            <a:graphicData uri="http://schemas.openxmlformats.org/drawingml/2006/picture">
+              <pic:pic>
+                <pic:nvPicPr>
+                  <pic:cNvPr id="0" name="image2.png"/>
+                  <pic:cNvPicPr preferRelativeResize="0"/>
+                </pic:nvPicPr>
+                <pic:blipFill>
+                  <a:blip r:embed="rId2"/>
+                  <a:srcRect b="0" l="0" r="0" t="0"/>
+                  <a:stretch>
+                    <a:fillRect/>
+                  </a:stretch>
+                </pic:blipFill>
+                <pic:spPr>
+                  <a:xfrm>
+                    <a:off x="0" y="0"/>
+                    <a:ext cx="2487472" cy="1423988"/>
+                  </a:xfrm>
+                  <a:prstGeom prst="rect"/>
+                  <a:ln/>
+                </pic:spPr>
+              </pic:pic>
+            </a:graphicData>
+          </a:graphic>
+        </wp:anchor>
+      </w:drawing>
+    </w:r>
+    <w:r>
+      <mc:AlternateContent>
+        <mc:Choice Requires="wpg">
+          <w:drawing>
+            <wp:anchor allowOverlap="1" behindDoc="0" distB="114300" distT="114300" distL="114300" distR="114300" hidden="0" layoutInCell="1" locked="0" relativeHeight="0" simplePos="0">
+              <wp:simplePos x="0" y="0"/>
+              <wp:positionH relativeFrom="column">
+                <wp:posOffset>4319588</wp:posOffset>
+              </wp:positionH>
+              <wp:positionV relativeFrom="paragraph">
+                <wp:posOffset>-190498</wp:posOffset>
+              </wp:positionV>
+              <wp:extent cx="2757488" cy="844349"/>
+              <wp:effectExtent b="0" l="0" r="0" t="0"/>
+              <wp:wrapNone/>
+              <wp:docPr id="13" name=""/>
+              <a:graphic>
+                <a:graphicData uri="http://schemas.microsoft.com/office/word/2010/wordprocessingShape">
+                  <wps:wsp>
+                    <wps:cNvSpPr/>
+                    <wps:cNvPr id="2" name="Shape 2"/>
+                    <wps:spPr>
+                      <a:xfrm>
+                        <a:off x="4227000" y="3441450"/>
+                        <a:ext cx="2238000" cy="677100"/>
+                      </a:xfrm>
+                      <a:prstGeom prst="rect">
+                        <a:avLst/>
+                      </a:prstGeom>
+                      <a:noFill/>
+                      <a:ln>
+                        <a:noFill/>
+                      </a:ln>
+                    </wps:spPr>
+                    <wps:txbx>
+                      <w:txbxContent>
+                        <w:p>
+                          <w:pPr>
+                            <w:spacing w:after="0" w:before="0" w:line="240"/>
+                            <w:ind w:left="-992.1260070800781" w:right="-1174.7239685058594" w:firstLine="-1984.2520141601562"/>
+                            <w:jc w:val="center"/>
+                            <w:textDirection w:val="btLr"/>
+                          </w:pPr>
+                          <w:r>
+                            <w:rPr>
+                              <w:rFonts w:ascii="Times New Roman" w:cs="Times New Roman" w:eastAsia="Times New Roman" w:hAnsi="Times New Roman"/>
+                              <w:b w:val="1"/>
+                              <w:i w:val="0"/>
+                              <w:smallCaps w:val="0"/>
+                              <w:strike w:val="0"/>
+                              <w:color w:val="000000"/>
+                              <w:sz w:val="16"/>
+                              <w:vertAlign w:val="baseline"/>
+                            </w:rPr>
+                            <w:t xml:space="preserve">UNIUNEA NAŢIONALĂ </w:t>
+                          </w:r>
+                        </w:p>
+                        <w:p>
+                          <w:pPr>
+                            <w:spacing w:after="0" w:before="0" w:line="240"/>
+                            <w:ind w:left="-992.1260070800781" w:right="-1174.7239685058594" w:firstLine="-1984.2520141601562"/>
+                            <w:jc w:val="center"/>
+                            <w:textDirection w:val="btLr"/>
+                          </w:pPr>
+                          <w:r>
+                            <w:rPr>
+                              <w:rFonts w:ascii="Times New Roman" w:cs="Times New Roman" w:eastAsia="Times New Roman" w:hAnsi="Times New Roman"/>
+                              <w:b w:val="1"/>
+                              <w:i w:val="0"/>
+                              <w:smallCaps w:val="0"/>
+                              <w:strike w:val="0"/>
+                              <w:color w:val="000000"/>
+                              <w:sz w:val="16"/>
+                              <w:vertAlign w:val="baseline"/>
+                            </w:rPr>
+                          </w:r>
+                          <w:r>
+                            <w:rPr>
+                              <w:rFonts w:ascii="Times New Roman" w:cs="Times New Roman" w:eastAsia="Times New Roman" w:hAnsi="Times New Roman"/>
+                              <w:b w:val="1"/>
+                              <w:i w:val="0"/>
+                              <w:smallCaps w:val="0"/>
+                              <w:strike w:val="0"/>
+                              <w:color w:val="000000"/>
+                              <w:sz w:val="16"/>
+                              <w:vertAlign w:val="baseline"/>
+                            </w:rPr>
+                            <w:t xml:space="preserve">A BAROURILOR  </w:t>
+                          </w:r>
+                        </w:p>
+                        <w:p>
+                          <w:pPr>
+                            <w:spacing w:after="0" w:before="0" w:line="240"/>
+                            <w:ind w:left="-992.1260070800781" w:right="-1174.7239685058594" w:firstLine="-1984.2520141601562"/>
+                            <w:jc w:val="center"/>
+                            <w:textDirection w:val="btLr"/>
+                          </w:pPr>
+                          <w:r>
+                            <w:rPr>
+                              <w:rFonts w:ascii="Times New Roman" w:cs="Times New Roman" w:eastAsia="Times New Roman" w:hAnsi="Times New Roman"/>
+                              <w:b w:val="1"/>
+                              <w:i w:val="0"/>
+                              <w:smallCaps w:val="0"/>
+                              <w:strike w:val="0"/>
+                              <w:color w:val="000000"/>
+                              <w:sz w:val="16"/>
+                              <w:vertAlign w:val="baseline"/>
+                            </w:rPr>
+                          </w:r>
+                          <w:r>
+                            <w:rPr>
+                              <w:rFonts w:ascii="Times New Roman" w:cs="Times New Roman" w:eastAsia="Times New Roman" w:hAnsi="Times New Roman"/>
+                              <w:b w:val="1"/>
+                              <w:i w:val="0"/>
+                              <w:smallCaps w:val="0"/>
+                              <w:strike w:val="0"/>
+                              <w:color w:val="000000"/>
+                              <w:sz w:val="16"/>
+                              <w:vertAlign w:val="baseline"/>
+                            </w:rPr>
+                            <w:t xml:space="preserve">DIN ROMÂNIA </w:t>
+                          </w:r>
+                        </w:p>
+                        <w:p>
+                          <w:pPr>
+                            <w:spacing w:after="0" w:before="0" w:line="240"/>
+                            <w:ind w:left="-992.1260070800781" w:right="-1174.7239685058594" w:firstLine="-1984.2520141601562"/>
+                            <w:jc w:val="center"/>
+                            <w:textDirection w:val="btLr"/>
+                          </w:pPr>
+                          <w:r>
+                            <w:rPr>
+                              <w:rFonts w:ascii="Times New Roman" w:cs="Times New Roman" w:eastAsia="Times New Roman" w:hAnsi="Times New Roman"/>
+                              <w:b w:val="1"/>
+                              <w:i w:val="0"/>
+                              <w:smallCaps w:val="0"/>
+                              <w:strike w:val="0"/>
+                              <w:color w:val="000000"/>
+                              <w:sz w:val="16"/>
+                              <w:vertAlign w:val="baseline"/>
+                            </w:rPr>
+                          </w:r>
+                          <w:r>
+                            <w:rPr>
+                              <w:rFonts w:ascii="Times New Roman" w:cs="Times New Roman" w:eastAsia="Times New Roman" w:hAnsi="Times New Roman"/>
+                              <w:b w:val="1"/>
+                              <w:i w:val="0"/>
+                              <w:smallCaps w:val="0"/>
+                              <w:strike w:val="0"/>
+                              <w:color w:val="000000"/>
+                              <w:sz w:val="16"/>
+                              <w:vertAlign w:val="baseline"/>
+                            </w:rPr>
+                            <w:t xml:space="preserve">BAROUL SATU MARE</w:t>
+                          </w:r>
+                        </w:p>
+                      </w:txbxContent>
+                    </wps:txbx>
+                    <wps:bodyPr anchorCtr="0" anchor="t" bIns="91425" lIns="91425" spcFirstLastPara="1" rIns="91425" wrap="square" tIns="91425">
+                      <a:noAutofit/>
+                    </wps:bodyPr>
+                  </wps:wsp>
+                </a:graphicData>
+              </a:graphic>
+            </wp:anchor>
+          </w:drawing>
+        </mc:Choice>
+        <mc:Fallback>
+          <w:drawing>
+            <wp:anchor allowOverlap="1" behindDoc="0" distB="114300" distT="114300" distL="114300" distR="114300" hidden="0" layoutInCell="1" locked="0" relativeHeight="0" simplePos="0">
+              <wp:simplePos x="0" y="0"/>
+              <wp:positionH relativeFrom="column">
+                <wp:posOffset>4319588</wp:posOffset>
+              </wp:positionH>
+              <wp:positionV relativeFrom="paragraph">
+                <wp:posOffset>-190498</wp:posOffset>
+              </wp:positionV>
+              <wp:extent cx="2757488" cy="844349"/>
+              <wp:effectExtent b="0" l="0" r="0" t="0"/>
+              <wp:wrapNone/>
+              <wp:docPr id="13" name="image4.png"/>
+              <a:graphic>
+                <a:graphicData uri="http://schemas.openxmlformats.org/drawingml/2006/picture">
+                  <pic:pic>
+                    <pic:nvPicPr>
+                      <pic:cNvPr id="0" name="image4.png"/>
+                      <pic:cNvPicPr preferRelativeResize="0"/>
+                    </pic:nvPicPr>
+                    <pic:blipFill>
+                      <a:blip r:embed="rId3"/>
+                      <a:srcRect/>
+                      <a:stretch>
+                        <a:fillRect/>
+                      </a:stretch>
+                    </pic:blipFill>
+                    <pic:spPr>
+                      <a:xfrm>
+                        <a:off x="0" y="0"/>
+                        <a:ext cx="2757488" cy="844349"/>
+                      </a:xfrm>
+                      <a:prstGeom prst="rect"/>
+                      <a:ln/>
+                    </pic:spPr>
+                  </pic:pic>
+                </a:graphicData>
+              </a:graphic>
+            </wp:anchor>
+          </w:drawing>
+        </mc:Fallback>
+      </mc:AlternateContent>
+    </w:r>
+  </w:p>
+  <w:p>
+    <w:pPr>
+      <w:spacing w:line="276" w:lineRule="auto"/>
+      <w:rPr>
+        <w:rFonts w:ascii="Arial" w:cs="Arial" w:eastAsia="Arial" w:hAnsi="Arial"/>
+        <w:sz w:val="22"/>
+        <w:szCs w:val="22"/>
+      </w:rPr>
+    </w:pPr>
+    <w:r>
+      <w:rPr>
+        <w:rtl w:val="0"/>
+      </w:rPr>
+    </w:r>
+  </w:p>
+  <w:p>
+    <w:pPr>
+      <w:spacing w:line="276" w:lineRule="auto"/>
+      <w:rPr>
+        <w:rFonts w:ascii="Arial" w:cs="Arial" w:eastAsia="Arial" w:hAnsi="Arial"/>
+        <w:sz w:val="22"/>
+        <w:szCs w:val="22"/>
+      </w:rPr>
+    </w:pPr>
+    <w:r>
+      <w:rPr>
+        <w:rtl w:val="0"/>
+      </w:rPr>
+    </w:r>
+  </w:p>
+  <w:p>
+    <w:pPr>
+      <w:spacing w:line="276" w:lineRule="auto"/>
+      <w:rPr>
+        <w:rFonts w:ascii="Arial" w:cs="Arial" w:eastAsia="Arial" w:hAnsi="Arial"/>
+        <w:sz w:val="22"/>
+        <w:szCs w:val="22"/>
+      </w:rPr>
+    </w:pPr>
+    <w:r>
+      <w:rPr>
+        <w:rtl w:val="0"/>
+      </w:rPr>
+    </w:r>
+  </w:p>
+  <w:p>
+    <w:pPr>
+      <w:spacing w:line="276" w:lineRule="auto"/>
+      <w:rPr>
+        <w:rFonts w:ascii="Arial" w:cs="Arial" w:eastAsia="Arial" w:hAnsi="Arial"/>
+        <w:sz w:val="22"/>
+        <w:szCs w:val="22"/>
+      </w:rPr>
+    </w:pPr>
+    <w:r>
+      <w:rPr>
+        <w:rtl w:val="0"/>
+      </w:rPr>
+    </w:r>
+  </w:p>
+  <w:p>
+    <w:pPr>
+      <w:spacing w:line="276" w:lineRule="auto"/>
+      <w:rPr>
+        <w:rFonts w:ascii="Arial" w:cs="Arial" w:eastAsia="Arial" w:hAnsi="Arial"/>
+        <w:sz w:val="22"/>
+        <w:szCs w:val="22"/>
+      </w:rPr>
+    </w:pPr>
+    <w:r>
+      <w:rPr>
+        <w:rFonts w:ascii="Arial" w:cs="Arial" w:eastAsia="Arial" w:hAnsi="Arial"/>
+        <w:sz w:val="22"/>
+        <w:szCs w:val="22"/>
+      </w:rPr>
+      <mc:AlternateContent>
+        <mc:Choice Requires="wpg">
+          <w:drawing>
+            <wp:anchor allowOverlap="1" behindDoc="0" distB="114300" distT="114300" distL="114300" distR="114300" hidden="0" layoutInCell="1" locked="0" relativeHeight="0" simplePos="0">
+              <wp:simplePos x="0" y="0"/>
+              <wp:positionH relativeFrom="page">
+                <wp:posOffset>-120485</wp:posOffset>
+              </wp:positionH>
+              <wp:positionV relativeFrom="page">
+                <wp:posOffset>-100010</wp:posOffset>
+              </wp:positionV>
+              <wp:extent cx="7983374" cy="209550"/>
+              <wp:effectExtent b="0" l="0" r="0" t="0"/>
+              <wp:wrapNone/>
+              <wp:docPr id="14" name=""/>
+              <a:graphic>
+                <a:graphicData uri="http://schemas.microsoft.com/office/word/2010/wordprocessingShape">
+                  <wps:wsp>
+                    <wps:cNvSpPr/>
+                    <wps:cNvPr id="3" name="Shape 3"/>
+                    <wps:spPr>
+                      <a:xfrm>
+                        <a:off x="1264350" y="3680400"/>
+                        <a:ext cx="8163300" cy="199200"/>
+                      </a:xfrm>
+                      <a:prstGeom prst="rect">
+                        <a:avLst/>
+                      </a:prstGeom>
+                      <a:solidFill>
+                        <a:srgbClr val="F1C232"/>
+                      </a:solidFill>
+                      <a:ln cap="flat" cmpd="sng" w="9525">
+                        <a:solidFill>
+                          <a:srgbClr val="F1C232"/>
+                        </a:solidFill>
+                        <a:prstDash val="solid"/>
+                        <a:round/>
+                        <a:headEnd len="sm" w="sm" type="none"/>
+                        <a:tailEnd len="sm" w="sm" type="none"/>
+                      </a:ln>
+                    </wps:spPr>
+                    <wps:txbx>
+                      <w:txbxContent>
+                        <w:p>
+                          <w:pPr>
+                            <w:spacing w:after="0" w:before="0" w:line="240"/>
+                            <w:ind w:left="0" w:right="0" w:firstLine="0"/>
+                            <w:jc w:val="center"/>
+                            <w:textDirection w:val="btLr"/>
+                          </w:pPr>
+                        </w:p>
+                      </w:txbxContent>
+                    </wps:txbx>
+                    <wps:bodyPr anchorCtr="0" anchor="ctr" bIns="91425" lIns="91425" spcFirstLastPara="1" rIns="91425" wrap="square" tIns="91425">
+                      <a:noAutofit/>
+                    </wps:bodyPr>
+                  </wps:wsp>
+                </a:graphicData>
+              </a:graphic>
+            </wp:anchor>
+          </w:drawing>
+        </mc:Choice>
+        <mc:Fallback>
+          <w:drawing>
+            <wp:anchor allowOverlap="1" behindDoc="0" distB="114300" distT="114300" distL="114300" distR="114300" hidden="0" layoutInCell="1" locked="0" relativeHeight="0" simplePos="0">
+              <wp:simplePos x="0" y="0"/>
+              <wp:positionH relativeFrom="page">
+                <wp:posOffset>-120485</wp:posOffset>
+              </wp:positionH>
+              <wp:positionV relativeFrom="page">
+                <wp:posOffset>-100010</wp:posOffset>
+              </wp:positionV>
+              <wp:extent cx="7983374" cy="209550"/>
+              <wp:effectExtent b="0" l="0" r="0" t="0"/>
+              <wp:wrapNone/>
+              <wp:docPr id="14" name="image5.png"/>
+              <a:graphic>
+                <a:graphicData uri="http://schemas.openxmlformats.org/drawingml/2006/picture">
+                  <pic:pic>
+                    <pic:nvPicPr>
+                      <pic:cNvPr id="0" name="image5.png"/>
+                      <pic:cNvPicPr preferRelativeResize="0"/>
+                    </pic:nvPicPr>
+                    <pic:blipFill>
+                      <a:blip r:embed="rId3"/>
+                      <a:srcRect/>
+                      <a:stretch>
+                        <a:fillRect/>
+                      </a:stretch>
+                    </pic:blipFill>
+                    <pic:spPr>
+                      <a:xfrm>
+                        <a:off x="0" y="0"/>
+                        <a:ext cx="7983374" cy="209550"/>
+                      </a:xfrm>
+                      <a:prstGeom prst="rect"/>
+                      <a:ln/>
+                    </pic:spPr>
+                  </pic:pic>
+                </a:graphicData>
+              </a:graphic>
+            </wp:anchor>
+          </w:drawing>
+        </mc:Fallback>
+      </mc:AlternateContent>
     </w:r>
     <w:r>
       <w:rPr>
@@ -1258,105 +1831,12 @@
     <w:pPr>
       <w:rPr>
         <w:rFonts w:ascii="Times New Roman" w:cs="Times New Roman" w:eastAsia="Times New Roman" w:hAnsi="Times New Roman"/>
+        <w:b w:val="1"/>
+        <w:bCs w:val="1"/>
+        <w:sz w:val="16"/>
+        <w:szCs w:val="16"/>
       </w:rPr>
     </w:pPr>
-    <w:r>
-      <w:rPr>
-        <w:rFonts w:ascii="Times New Roman" w:cs="Times New Roman" w:eastAsia="Times New Roman" w:hAnsi="Times New Roman"/>
-        <w:b w:val="1"/>
-        <w:bCs w:val="1"/>
-        <w:sz w:val="18"/>
-        <w:szCs w:val="18"/>
-        <w:rtl w:val="0"/>
-      </w:rPr>
-      <w:t xml:space="preserve">                      BAROUL  SATU  MARE</w:t>
-    </w:r>
-    <w:r>
-      <w:rPr>
-        <w:rtl w:val="0"/>
-      </w:rPr>
-    </w:r>
-  </w:p>
-  <w:p>
-    <w:pPr>
-      <w:rPr>
-        <w:rFonts w:ascii="Times New Roman" w:cs="Times New Roman" w:eastAsia="Times New Roman" w:hAnsi="Times New Roman"/>
-      </w:rPr>
-    </w:pPr>
-    <w:r>
-      <w:rPr>
-        <w:rFonts w:ascii="Times New Roman" w:cs="Times New Roman" w:eastAsia="Times New Roman" w:hAnsi="Times New Roman"/>
-        <w:b w:val="1"/>
-        <w:bCs w:val="1"/>
-        <w:sz w:val="26"/>
-        <w:szCs w:val="26"/>
-        <w:rtl w:val="0"/>
-      </w:rPr>
-      <w:t xml:space="preserve">Cabinet de avocat Tarța Ana Gabriela</w:t>
-    </w:r>
-    <w:r>
-      <w:rPr>
-        <w:rtl w:val="0"/>
-      </w:rPr>
-    </w:r>
-  </w:p>
-  <w:p>
-    <w:pPr>
-      <w:rPr>
-        <w:rFonts w:ascii="Times New Roman" w:cs="Times New Roman" w:eastAsia="Times New Roman" w:hAnsi="Times New Roman"/>
-      </w:rPr>
-    </w:pPr>
-    <w:r>
-      <w:rPr>
-        <w:rFonts w:ascii="Times New Roman" w:cs="Times New Roman" w:eastAsia="Times New Roman" w:hAnsi="Times New Roman"/>
-        <w:sz w:val="26"/>
-        <w:szCs w:val="26"/>
-        <w:rtl w:val="0"/>
-      </w:rPr>
-      <w:t xml:space="preserve">       Str. Aurel Popp, nr.2, Satu Mare</w:t>
-    </w:r>
-    <w:r>
-      <w:rPr>
-        <w:rtl w:val="0"/>
-      </w:rPr>
-    </w:r>
-  </w:p>
-  <w:p>
-    <w:pPr>
-      <w:rPr>
-        <w:rFonts w:ascii="Times New Roman" w:cs="Times New Roman" w:eastAsia="Times New Roman" w:hAnsi="Times New Roman"/>
-      </w:rPr>
-    </w:pPr>
-    <w:r>
-      <w:rPr>
-        <w:rFonts w:ascii="Times New Roman" w:cs="Times New Roman" w:eastAsia="Times New Roman" w:hAnsi="Times New Roman"/>
-        <w:sz w:val="26"/>
-        <w:szCs w:val="26"/>
-        <w:rtl w:val="0"/>
-      </w:rPr>
-      <w:t xml:space="preserve">E-mail: gabriela_tarta@yahoo.com</w:t>
-    </w:r>
-    <w:r>
-      <w:rPr>
-        <w:rtl w:val="0"/>
-      </w:rPr>
-    </w:r>
-  </w:p>
-  <w:p>
-    <w:pPr>
-      <w:rPr/>
-    </w:pPr>
-    <w:r>
-      <w:rPr>
-        <w:rFonts w:ascii="Times New Roman" w:cs="Times New Roman" w:eastAsia="Times New Roman" w:hAnsi="Times New Roman"/>
-        <w:b w:val="1"/>
-        <w:bCs w:val="1"/>
-        <w:sz w:val="20"/>
-        <w:szCs w:val="20"/>
-        <w:rtl w:val="0"/>
-      </w:rPr>
-      <w:t xml:space="preserve">      Av. Tarța Ana Gabriela 0756212166</w:t>
-    </w:r>
     <w:r>
       <w:rPr>
         <w:rtl w:val="0"/>
@@ -1518,123 +1998,19 @@
       <w:szCs w:val="72"/>
     </w:rPr>
   </w:style>
+  <w:style w:type="table" w:styleId="TableNormal" w:default="1">
+    <w:name w:val="TableNormal"/>
+    <w:tblPr>
+      <w:tblCellMar>
+        <w:top w:w="100.0" w:type="dxa"/>
+        <w:left w:w="100.0" w:type="dxa"/>
+        <w:bottom w:w="100.0" w:type="dxa"/>
+        <w:right w:w="100.0" w:type="dxa"/>
+      </w:tblCellMar>
+    </w:tblPr>
+  </w:style>
   <w:style w:type="paragraph" w:styleId="Normal" w:default="1">
     <w:name w:val="normal"/>
-  </w:style>
-  <w:style w:type="table" w:styleId="TableNormal" w:default="1">
-    <w:name w:val="Table Normal"/>
-  </w:style>
-  <w:style w:type="paragraph" w:styleId="Heading1">
-    <w:name w:val="heading 1"/>
-    <w:basedOn w:val="Normal"/>
-    <w:next w:val="Normal"/>
-    <w:pPr>
-      <w:keepNext w:val="1"/>
-      <w:keepLines w:val="1"/>
-      <w:pageBreakBefore w:val="0"/>
-      <w:spacing w:after="120" w:before="480" w:lineRule="auto"/>
-    </w:pPr>
-    <w:rPr>
-      <w:b w:val="1"/>
-      <w:sz w:val="48"/>
-      <w:szCs w:val="48"/>
-    </w:rPr>
-  </w:style>
-  <w:style w:type="paragraph" w:styleId="Heading2">
-    <w:name w:val="heading 2"/>
-    <w:basedOn w:val="Normal"/>
-    <w:next w:val="Normal"/>
-    <w:pPr>
-      <w:keepNext w:val="1"/>
-      <w:keepLines w:val="1"/>
-      <w:pageBreakBefore w:val="0"/>
-      <w:spacing w:after="80" w:before="360" w:lineRule="auto"/>
-    </w:pPr>
-    <w:rPr>
-      <w:b w:val="1"/>
-      <w:sz w:val="36"/>
-      <w:szCs w:val="36"/>
-    </w:rPr>
-  </w:style>
-  <w:style w:type="paragraph" w:styleId="Heading3">
-    <w:name w:val="heading 3"/>
-    <w:basedOn w:val="Normal"/>
-    <w:next w:val="Normal"/>
-    <w:pPr>
-      <w:keepNext w:val="1"/>
-      <w:keepLines w:val="1"/>
-      <w:pageBreakBefore w:val="0"/>
-      <w:spacing w:after="80" w:before="280" w:lineRule="auto"/>
-    </w:pPr>
-    <w:rPr>
-      <w:b w:val="1"/>
-      <w:sz w:val="28"/>
-      <w:szCs w:val="28"/>
-    </w:rPr>
-  </w:style>
-  <w:style w:type="paragraph" w:styleId="Heading4">
-    <w:name w:val="heading 4"/>
-    <w:basedOn w:val="Normal"/>
-    <w:next w:val="Normal"/>
-    <w:pPr>
-      <w:keepNext w:val="1"/>
-      <w:keepLines w:val="1"/>
-      <w:pageBreakBefore w:val="0"/>
-      <w:spacing w:after="40" w:before="240" w:lineRule="auto"/>
-    </w:pPr>
-    <w:rPr>
-      <w:b w:val="1"/>
-      <w:sz w:val="24"/>
-      <w:szCs w:val="24"/>
-    </w:rPr>
-  </w:style>
-  <w:style w:type="paragraph" w:styleId="Heading5">
-    <w:name w:val="heading 5"/>
-    <w:basedOn w:val="Normal"/>
-    <w:next w:val="Normal"/>
-    <w:pPr>
-      <w:keepNext w:val="1"/>
-      <w:keepLines w:val="1"/>
-      <w:pageBreakBefore w:val="0"/>
-      <w:spacing w:after="40" w:before="220" w:lineRule="auto"/>
-    </w:pPr>
-    <w:rPr>
-      <w:b w:val="1"/>
-      <w:sz w:val="22"/>
-      <w:szCs w:val="22"/>
-    </w:rPr>
-  </w:style>
-  <w:style w:type="paragraph" w:styleId="Heading6">
-    <w:name w:val="heading 6"/>
-    <w:basedOn w:val="Normal"/>
-    <w:next w:val="Normal"/>
-    <w:pPr>
-      <w:keepNext w:val="1"/>
-      <w:keepLines w:val="1"/>
-      <w:pageBreakBefore w:val="0"/>
-      <w:spacing w:after="40" w:before="200" w:lineRule="auto"/>
-    </w:pPr>
-    <w:rPr>
-      <w:b w:val="1"/>
-      <w:sz w:val="20"/>
-      <w:szCs w:val="20"/>
-    </w:rPr>
-  </w:style>
-  <w:style w:type="paragraph" w:styleId="Title">
-    <w:name w:val="Title"/>
-    <w:basedOn w:val="Normal"/>
-    <w:next w:val="Normal"/>
-    <w:pPr>
-      <w:keepNext w:val="1"/>
-      <w:keepLines w:val="1"/>
-      <w:pageBreakBefore w:val="0"/>
-      <w:spacing w:after="120" w:before="480" w:lineRule="auto"/>
-    </w:pPr>
-    <w:rPr>
-      <w:b w:val="1"/>
-      <w:sz w:val="72"/>
-      <w:szCs w:val="72"/>
-    </w:rPr>
   </w:style>
   <w:style w:type="paragraph" w:styleId="Normal" w:default="1">
     <w:name w:val="normal"/>
@@ -1642,121 +2018,11 @@
   <w:style w:type="table" w:styleId="TableNormal" w:default="1">
     <w:name w:val="Table Normal"/>
   </w:style>
-  <w:style w:type="paragraph" w:styleId="Heading1">
-    <w:name w:val="heading 1"/>
-    <w:basedOn w:val="Normal"/>
-    <w:next w:val="Normal"/>
-    <w:pPr>
-      <w:keepNext w:val="1"/>
-      <w:keepLines w:val="1"/>
-      <w:pageBreakBefore w:val="0"/>
-      <w:spacing w:after="120" w:before="480" w:lineRule="auto"/>
-    </w:pPr>
-    <w:rPr>
-      <w:b w:val="1"/>
-      <w:sz w:val="48"/>
-      <w:szCs w:val="48"/>
-    </w:rPr>
+  <w:style w:type="paragraph" w:styleId="Normal" w:default="1">
+    <w:name w:val="normal"/>
   </w:style>
-  <w:style w:type="paragraph" w:styleId="Heading2">
-    <w:name w:val="heading 2"/>
-    <w:basedOn w:val="Normal"/>
-    <w:next w:val="Normal"/>
-    <w:pPr>
-      <w:keepNext w:val="1"/>
-      <w:keepLines w:val="1"/>
-      <w:pageBreakBefore w:val="0"/>
-      <w:spacing w:after="80" w:before="360" w:lineRule="auto"/>
-    </w:pPr>
-    <w:rPr>
-      <w:b w:val="1"/>
-      <w:sz w:val="36"/>
-      <w:szCs w:val="36"/>
-    </w:rPr>
-  </w:style>
-  <w:style w:type="paragraph" w:styleId="Heading3">
-    <w:name w:val="heading 3"/>
-    <w:basedOn w:val="Normal"/>
-    <w:next w:val="Normal"/>
-    <w:pPr>
-      <w:keepNext w:val="1"/>
-      <w:keepLines w:val="1"/>
-      <w:pageBreakBefore w:val="0"/>
-      <w:spacing w:after="80" w:before="280" w:lineRule="auto"/>
-    </w:pPr>
-    <w:rPr>
-      <w:b w:val="1"/>
-      <w:sz w:val="28"/>
-      <w:szCs w:val="28"/>
-    </w:rPr>
-  </w:style>
-  <w:style w:type="paragraph" w:styleId="Heading4">
-    <w:name w:val="heading 4"/>
-    <w:basedOn w:val="Normal"/>
-    <w:next w:val="Normal"/>
-    <w:pPr>
-      <w:keepNext w:val="1"/>
-      <w:keepLines w:val="1"/>
-      <w:pageBreakBefore w:val="0"/>
-      <w:spacing w:after="40" w:before="240" w:lineRule="auto"/>
-    </w:pPr>
-    <w:rPr>
-      <w:b w:val="1"/>
-      <w:sz w:val="24"/>
-      <w:szCs w:val="24"/>
-    </w:rPr>
-  </w:style>
-  <w:style w:type="paragraph" w:styleId="Heading5">
-    <w:name w:val="heading 5"/>
-    <w:basedOn w:val="Normal"/>
-    <w:next w:val="Normal"/>
-    <w:pPr>
-      <w:keepNext w:val="1"/>
-      <w:keepLines w:val="1"/>
-      <w:pageBreakBefore w:val="0"/>
-      <w:spacing w:after="40" w:before="220" w:lineRule="auto"/>
-    </w:pPr>
-    <w:rPr>
-      <w:b w:val="1"/>
-      <w:sz w:val="22"/>
-      <w:szCs w:val="22"/>
-    </w:rPr>
-  </w:style>
-  <w:style w:type="paragraph" w:styleId="Heading6">
-    <w:name w:val="heading 6"/>
-    <w:basedOn w:val="Normal"/>
-    <w:next w:val="Normal"/>
-    <w:pPr>
-      <w:keepNext w:val="1"/>
-      <w:keepLines w:val="1"/>
-      <w:pageBreakBefore w:val="0"/>
-      <w:spacing w:after="40" w:before="200" w:lineRule="auto"/>
-    </w:pPr>
-    <w:rPr>
-      <w:b w:val="1"/>
-      <w:sz w:val="20"/>
-      <w:szCs w:val="20"/>
-    </w:rPr>
-  </w:style>
-  <w:style w:type="paragraph" w:styleId="Title">
-    <w:name w:val="Title"/>
-    <w:basedOn w:val="Normal"/>
-    <w:next w:val="Normal"/>
-    <w:pPr>
-      <w:keepNext w:val="1"/>
-      <w:keepLines w:val="1"/>
-      <w:pageBreakBefore w:val="0"/>
-      <w:spacing w:after="120" w:before="480" w:lineRule="auto"/>
-    </w:pPr>
-    <w:rPr>
-      <w:b w:val="1"/>
-      <w:sz w:val="72"/>
-      <w:szCs w:val="72"/>
-    </w:rPr>
-  </w:style>
-  <w:style w:type="paragraph" w:styleId="Normal" w:default="1">
-    <w:name w:val="Normal"/>
-    <w:qFormat w:val="1"/>
+  <w:style w:type="table" w:styleId="TableNormal" w:default="1">
+    <w:name w:val="Table Normal"/>
   </w:style>
   <w:style w:type="character" w:styleId="DefaultParagraphFont" w:default="1">
     <w:name w:val="Default Paragraph Font"/>
@@ -1804,42 +2070,6 @@
     <w:name w:val="apple-tab-span"/>
     <w:basedOn w:val="DefaultParagraphFont"/>
     <w:rsid w:val="007C48DF"/>
-  </w:style>
-  <w:style w:type="paragraph" w:styleId="Subtitle">
-    <w:name w:val="Subtitle"/>
-    <w:basedOn w:val="Normal"/>
-    <w:next w:val="Normal"/>
-    <w:pPr>
-      <w:keepNext w:val="1"/>
-      <w:keepLines w:val="1"/>
-      <w:pageBreakBefore w:val="0"/>
-      <w:spacing w:after="80" w:before="360" w:lineRule="auto"/>
-    </w:pPr>
-    <w:rPr>
-      <w:rFonts w:ascii="Georgia" w:cs="Georgia" w:eastAsia="Georgia" w:hAnsi="Georgia"/>
-      <w:i w:val="1"/>
-      <w:color w:val="666666"/>
-      <w:sz w:val="48"/>
-      <w:szCs w:val="48"/>
-    </w:rPr>
-  </w:style>
-  <w:style w:type="paragraph" w:styleId="Subtitle">
-    <w:name w:val="Subtitle"/>
-    <w:basedOn w:val="Normal"/>
-    <w:next w:val="Normal"/>
-    <w:pPr>
-      <w:keepNext w:val="1"/>
-      <w:keepLines w:val="1"/>
-      <w:pageBreakBefore w:val="0"/>
-      <w:spacing w:after="80" w:before="360" w:lineRule="auto"/>
-    </w:pPr>
-    <w:rPr>
-      <w:rFonts w:ascii="Georgia" w:cs="Georgia" w:eastAsia="Georgia" w:hAnsi="Georgia"/>
-      <w:i w:val="1"/>
-      <w:color w:val="666666"/>
-      <w:sz w:val="48"/>
-      <w:szCs w:val="48"/>
-    </w:rPr>
   </w:style>
   <w:style w:type="paragraph" w:styleId="Subtitle">
     <w:name w:val="Subtitle"/>
@@ -2160,7 +2390,7 @@
 
 <file path=customXML/item1.xml><?xml version="1.0" encoding="utf-8"?>
 <go:gDocsCustomXmlDataStorage xmlns:go="http://customooxmlschemas.google.com/" xmlns:r="http://schemas.openxmlformats.org/officeDocument/2006/relationships" uri="GoogleDocsCustomDataVersion2">
-  <go:docsCustomData xmlns:go="http://customooxmlschemas.google.com/" roundtripDataSignature="AMtx7mgu/W+WI2rsvAYe+oGvegSGiLHkog==">CgMxLjA4AHIhMTMwR2VEaHAzR195R0JoTkZWWlNxSFVOeWIxeEFVc1Nj</go:docsCustomData>
+  <go:docsCustomData xmlns:go="http://customooxmlschemas.google.com/" roundtripDataSignature="AMtx7mgyFahZO9wSadRr/Mri7u3OGBwv6Q==">CgMxLjA4AHIhMUxGeDNMWS1rclBCckJjc2Ffc19hM1JIaDJybWs5NzEt</go:docsCustomData>
 </go:gDocsCustomXmlDataStorage>
 </file>
 
